--- a/Email_Automation_Document.docx
+++ b/Email_Automation_Document.docx
@@ -1212,23 +1212,35 @@
           <w:sz w:val="22"/>
           <w:szCs w:val="22"/>
         </w:rPr>
-        <w:t xml:space="preserve">) -&gt; you pass parent and </w:t>
-      </w:r>
-      <w:proofErr w:type="spellStart"/>
-      <w:r>
-        <w:rPr>
-          <w:sz w:val="22"/>
-          <w:szCs w:val="22"/>
-        </w:rPr>
-        <w:t>foldername</w:t>
-      </w:r>
-      <w:proofErr w:type="spellEnd"/>
-      <w:r>
-        <w:rPr>
-          <w:sz w:val="22"/>
-          <w:szCs w:val="22"/>
-        </w:rPr>
-        <w:t xml:space="preserve"> to be </w:t>
+        <w:t xml:space="preserve">) -&gt; you pass parent </w:t>
+      </w:r>
+      <w:r>
+        <w:rPr>
+          <w:sz w:val="22"/>
+          <w:szCs w:val="22"/>
+        </w:rPr>
+        <w:t xml:space="preserve">folder name and new </w:t>
+      </w:r>
+      <w:r>
+        <w:rPr>
+          <w:sz w:val="22"/>
+          <w:szCs w:val="22"/>
+        </w:rPr>
+        <w:t>folder</w:t>
+      </w:r>
+      <w:r>
+        <w:rPr>
+          <w:sz w:val="22"/>
+          <w:szCs w:val="22"/>
+        </w:rPr>
+        <w:t xml:space="preserve"> </w:t>
+      </w:r>
+      <w:r>
+        <w:rPr>
+          <w:sz w:val="22"/>
+          <w:szCs w:val="22"/>
+        </w:rPr>
+        <w:t xml:space="preserve">name to be </w:t>
       </w:r>
       <w:proofErr w:type="gramStart"/>
       <w:r>
@@ -3385,6 +3397,82 @@
           <w:szCs w:val="22"/>
         </w:rPr>
         <w:t>) -&gt; Sent Follow up nudge after no response from customer till N-day.</w:t>
+      </w:r>
+    </w:p>
+    <w:p>
+      <w:pPr>
+        <w:rPr>
+          <w:sz w:val="22"/>
+          <w:szCs w:val="22"/>
+        </w:rPr>
+      </w:pPr>
+      <w:r>
+        <w:rPr>
+          <w:sz w:val="22"/>
+          <w:szCs w:val="22"/>
+        </w:rPr>
+        <w:t>57.</w:t>
+      </w:r>
+      <w:r>
+        <w:rPr>
+          <w:sz w:val="22"/>
+          <w:szCs w:val="22"/>
+        </w:rPr>
+        <w:t>build_conversation_folder_</w:t>
+      </w:r>
+      <w:proofErr w:type="gramStart"/>
+      <w:r>
+        <w:rPr>
+          <w:sz w:val="22"/>
+          <w:szCs w:val="22"/>
+        </w:rPr>
+        <w:t>map(</w:t>
+      </w:r>
+      <w:proofErr w:type="gramEnd"/>
+      <w:r>
+        <w:rPr>
+          <w:sz w:val="22"/>
+          <w:szCs w:val="22"/>
+        </w:rPr>
+        <w:t>) -&gt; Build complete map of a conversation</w:t>
+      </w:r>
+    </w:p>
+    <w:p>
+      <w:pPr>
+        <w:rPr>
+          <w:sz w:val="22"/>
+          <w:szCs w:val="22"/>
+        </w:rPr>
+      </w:pPr>
+      <w:r>
+        <w:rPr>
+          <w:sz w:val="22"/>
+          <w:szCs w:val="22"/>
+        </w:rPr>
+        <w:t>58.resolve_target_</w:t>
+      </w:r>
+      <w:proofErr w:type="gramStart"/>
+      <w:r>
+        <w:rPr>
+          <w:sz w:val="22"/>
+          <w:szCs w:val="22"/>
+        </w:rPr>
+        <w:t>folder(</w:t>
+      </w:r>
+      <w:proofErr w:type="gramEnd"/>
+      <w:r>
+        <w:rPr>
+          <w:sz w:val="22"/>
+          <w:szCs w:val="22"/>
+        </w:rPr>
+        <w:t xml:space="preserve">) -&gt; </w:t>
+      </w:r>
+      <w:r>
+        <w:rPr>
+          <w:sz w:val="22"/>
+          <w:szCs w:val="22"/>
+        </w:rPr>
+        <w:t>Return the convo original folder if exist</w:t>
       </w:r>
     </w:p>
     <w:p>
@@ -3648,39 +3736,6 @@
     <w:p>
       <w:pPr>
         <w:rPr>
-          <w:sz w:val="22"/>
-          <w:szCs w:val="22"/>
-        </w:rPr>
-      </w:pPr>
-    </w:p>
-    <w:p>
-      <w:pPr>
-        <w:rPr>
-          <w:sz w:val="22"/>
-          <w:szCs w:val="22"/>
-        </w:rPr>
-      </w:pPr>
-    </w:p>
-    <w:p>
-      <w:pPr>
-        <w:rPr>
-          <w:sz w:val="22"/>
-          <w:szCs w:val="22"/>
-        </w:rPr>
-      </w:pPr>
-    </w:p>
-    <w:p>
-      <w:pPr>
-        <w:rPr>
-          <w:sz w:val="22"/>
-          <w:szCs w:val="22"/>
-        </w:rPr>
-      </w:pPr>
-    </w:p>
-    <w:p>
-      <w:pPr>
-        <w:ind w:left="360"/>
-        <w:rPr>
           <w:b/>
           <w:bCs/>
           <w:color w:val="C45911" w:themeColor="accent2" w:themeShade="BF"/>
@@ -3773,6 +3828,22 @@
     </w:p>
     <w:p>
       <w:pPr>
+        <w:rPr>
+          <w:sz w:val="22"/>
+          <w:szCs w:val="22"/>
+        </w:rPr>
+      </w:pPr>
+    </w:p>
+    <w:p>
+      <w:pPr>
+        <w:rPr>
+          <w:sz w:val="22"/>
+          <w:szCs w:val="22"/>
+        </w:rPr>
+      </w:pPr>
+    </w:p>
+    <w:p>
+      <w:pPr>
         <w:ind w:left="720"/>
         <w:rPr>
           <w:b/>
@@ -3809,6 +3880,7 @@
         <w:rPr>
           <w:b/>
           <w:bCs/>
+          <w:noProof/>
           <w:color w:val="C45911" w:themeColor="accent2" w:themeShade="BF"/>
           <w:sz w:val="40"/>
           <w:szCs w:val="40"/>
@@ -3865,6 +3937,7 @@
         <w:rPr>
           <w:b/>
           <w:bCs/>
+          <w:noProof/>
           <w:color w:val="C45911" w:themeColor="accent2" w:themeShade="BF"/>
           <w:sz w:val="40"/>
           <w:szCs w:val="40"/>
@@ -3955,6 +4028,7 @@
         <w:rPr>
           <w:b/>
           <w:bCs/>
+          <w:noProof/>
           <w:color w:val="C45911" w:themeColor="accent2" w:themeShade="BF"/>
           <w:sz w:val="40"/>
           <w:szCs w:val="40"/>
@@ -4046,6 +4120,7 @@
         <w:rPr>
           <w:b/>
           <w:bCs/>
+          <w:noProof/>
           <w:color w:val="C45911" w:themeColor="accent2" w:themeShade="BF"/>
           <w:sz w:val="40"/>
           <w:szCs w:val="40"/>
